--- a/Guías/Semana 13 - Programación para la web I.docx
+++ b/Guías/Semana 13 - Programación para la web I.docx
@@ -93,11 +93,6 @@
                             </w:r>
                           </w:p>
                           <w:p>
-                            <w:r>
-                              <w:t>Validación de Formularios</w:t>
-                            </w:r>
-                          </w:p>
-                          <w:p>
                             <w:proofErr w:type="spellStart"/>
                             <w:r>
                               <w:t>Event</w:t>
@@ -170,11 +165,6 @@
                           <w:szCs w:val="44"/>
                         </w:rPr>
                         <w:t xml:space="preserve"> </w:t>
-                      </w:r>
-                    </w:p>
-                    <w:p>
-                      <w:r>
-                        <w:t>Validación de Formularios</w:t>
                       </w:r>
                     </w:p>
                     <w:p>
@@ -296,7 +286,13 @@
                           </w:p>
                           <w:p>
                             <w:r>
-                              <w:t xml:space="preserve">Para abordar esta sesión es importante conocer la intercepción de formularios mediante </w:t>
+                              <w:t xml:space="preserve">Para abordar esta sesión es </w:t>
+                            </w:r>
+                            <w:r>
+                              <w:t>importante conocer</w:t>
+                            </w:r>
+                            <w:r>
+                              <w:t xml:space="preserve"> la intercepción de formularios mediante </w:t>
                             </w:r>
                             <w:proofErr w:type="spellStart"/>
                             <w:proofErr w:type="gramStart"/>
@@ -747,7 +743,13 @@
                     </w:p>
                     <w:p>
                       <w:r>
-                        <w:t xml:space="preserve">Para abordar esta sesión es importante conocer la intercepción de formularios mediante </w:t>
+                        <w:t xml:space="preserve">Para abordar esta sesión es </w:t>
+                      </w:r>
+                      <w:r>
+                        <w:t>importante conocer</w:t>
+                      </w:r>
+                      <w:r>
+                        <w:t xml:space="preserve"> la intercepción de formularios mediante </w:t>
                       </w:r>
                       <w:proofErr w:type="spellStart"/>
                       <w:proofErr w:type="gramStart"/>
@@ -23606,7 +23608,6 @@
   <w:style w:type="character" w:default="1" w:styleId="Fuentedeprrafopredeter">
     <w:name w:val="Default Paragraph Font"/>
     <w:uiPriority w:val="1"/>
-    <w:semiHidden/>
     <w:unhideWhenUsed/>
   </w:style>
   <w:style w:type="table" w:default="1" w:styleId="Tablanormal">
